--- a/testakten/lumen-studios-insolvenz-strafverfahren/08_Strafbefehl_Richter_15-01-2025.docx
+++ b/testakten/lumen-studios-insolvenz-strafverfahren/08_Strafbefehl_Richter_15-01-2025.docx
@@ -5,75 +5,120 @@
     <w:p>
       <w:pPr>
         <w:pStyle w:val="Heading1"/>
+        <w:spacing w:after="160" w:line="259" w:lineRule="auto"/>
       </w:pPr>
       <w:r>
         <w:rPr>
           <w:rFonts w:ascii="Times New Roman" w:hAnsi="Times New Roman"/>
+          <w:b/>
+          <w:sz w:val="28"/>
         </w:rPr>
         <w:t>Strafbefehl</w:t>
       </w:r>
     </w:p>
     <w:p>
       <w:pPr>
+        <w:spacing w:before="120" w:after="60" w:line="259" w:lineRule="auto"/>
         <w:jc w:val="left"/>
       </w:pPr>
       <w:r>
         <w:rPr>
+          <w:rFonts w:ascii="Times New Roman" w:hAnsi="Times New Roman"/>
           <w:b/>
+          <w:sz w:val="22"/>
         </w:rPr>
         <w:t>Amtsgericht Frankfurt am Main</w:t>
       </w:r>
     </w:p>
     <w:p>
       <w:pPr>
+        <w:spacing w:before="120" w:after="60" w:line="259" w:lineRule="auto"/>
         <w:jc w:val="left"/>
       </w:pPr>
       <w:r>
+        <w:rPr>
+          <w:rFonts w:ascii="Times New Roman" w:hAnsi="Times New Roman"/>
+          <w:b/>
+          <w:sz w:val="22"/>
+        </w:rPr>
         <w:t>Strafrichter</w:t>
       </w:r>
     </w:p>
     <w:p>
       <w:pPr>
+        <w:spacing w:before="120" w:after="60" w:line="259" w:lineRule="auto"/>
         <w:jc w:val="left"/>
       </w:pPr>
       <w:r>
+        <w:rPr>
+          <w:rFonts w:ascii="Times New Roman" w:hAnsi="Times New Roman"/>
+          <w:b/>
+          <w:sz w:val="22"/>
+        </w:rPr>
         <w:t>Konrad-Adenauer-Straße 20</w:t>
       </w:r>
     </w:p>
     <w:p>
       <w:pPr>
+        <w:spacing w:before="120" w:after="60" w:line="259" w:lineRule="auto"/>
         <w:jc w:val="left"/>
       </w:pPr>
       <w:r>
+        <w:rPr>
+          <w:rFonts w:ascii="Times New Roman" w:hAnsi="Times New Roman"/>
+          <w:b/>
+          <w:sz w:val="22"/>
+        </w:rPr>
         <w:t>60313 Frankfurt am Main</w:t>
       </w:r>
     </w:p>
     <w:p>
       <w:pPr>
+        <w:spacing w:before="120" w:after="60" w:line="259" w:lineRule="auto"/>
         <w:jc w:val="left"/>
       </w:pPr>
       <w:r>
+        <w:rPr>
+          <w:rFonts w:ascii="Times New Roman" w:hAnsi="Times New Roman"/>
+          <w:b w:val="0"/>
+          <w:i w:val="0"/>
+          <w:sz w:val="22"/>
+        </w:rPr>
         <w:t xml:space="preserve">Aktenzeichen: </w:t>
       </w:r>
       <w:r>
         <w:rPr>
-          <w:b/>
+          <w:rFonts w:ascii="Times New Roman" w:hAnsi="Times New Roman"/>
+          <w:b w:val="0"/>
+          <w:i w:val="0"/>
+          <w:sz w:val="22"/>
         </w:rPr>
         <w:t>933 Cs 78/25</w:t>
       </w:r>
     </w:p>
     <w:p>
       <w:pPr>
+        <w:spacing w:before="120" w:after="60" w:line="259" w:lineRule="auto"/>
         <w:jc w:val="left"/>
       </w:pPr>
       <w:r>
+        <w:rPr>
+          <w:rFonts w:ascii="Times New Roman" w:hAnsi="Times New Roman"/>
+          <w:b/>
+          <w:sz w:val="22"/>
+        </w:rPr>
         <w:t>Ausgefertigt am 15. Januar 2025</w:t>
       </w:r>
     </w:p>
-    <w:p/>
+    <w:p>
+      <w:pPr>
+        <w:spacing w:line="259" w:lineRule="auto" w:after="60"/>
+      </w:pPr>
+    </w:p>
     <w:p>
       <w:pPr>
         <w:pStyle w:val="Heading2"/>
+        <w:spacing w:line="259" w:lineRule="auto" w:after="60"/>
       </w:pPr>
       <w:r>
         <w:rPr>
@@ -84,6 +129,7 @@
     </w:p>
     <w:p>
       <w:pPr>
+        <w:spacing w:line="259" w:lineRule="auto" w:after="60"/>
         <w:jc w:val="left"/>
       </w:pPr>
       <w:r>
@@ -92,6 +138,7 @@
     </w:p>
     <w:p>
       <w:pPr>
+        <w:spacing w:line="259" w:lineRule="auto" w:after="60"/>
         <w:jc w:val="left"/>
       </w:pPr>
       <w:r>
@@ -103,6 +150,7 @@
     </w:p>
     <w:p>
       <w:pPr>
+        <w:spacing w:line="259" w:lineRule="auto" w:after="60"/>
         <w:jc w:val="left"/>
       </w:pPr>
       <w:r>
@@ -111,6 +159,7 @@
     </w:p>
     <w:p>
       <w:pPr>
+        <w:spacing w:line="259" w:lineRule="auto" w:after="60"/>
         <w:jc w:val="left"/>
       </w:pPr>
       <w:r>
@@ -119,6 +168,7 @@
     </w:p>
     <w:p>
       <w:pPr>
+        <w:spacing w:line="259" w:lineRule="auto" w:after="60"/>
         <w:jc w:val="left"/>
       </w:pPr>
       <w:r>
@@ -127,6 +177,7 @@
     </w:p>
     <w:p>
       <w:pPr>
+        <w:spacing w:line="259" w:lineRule="auto" w:after="60"/>
         <w:jc w:val="left"/>
       </w:pPr>
       <w:r>
@@ -135,6 +186,7 @@
     </w:p>
     <w:p>
       <w:pPr>
+        <w:spacing w:line="259" w:lineRule="auto" w:after="60"/>
         <w:jc w:val="left"/>
       </w:pPr>
       <w:r>
@@ -143,6 +195,7 @@
     </w:p>
     <w:p>
       <w:pPr>
+        <w:spacing w:line="259" w:lineRule="auto" w:after="60"/>
         <w:jc w:val="left"/>
       </w:pPr>
       <w:r>
@@ -151,6 +204,7 @@
     </w:p>
     <w:p>
       <w:pPr>
+        <w:spacing w:line="259" w:lineRule="auto" w:after="60"/>
         <w:jc w:val="left"/>
       </w:pPr>
       <w:r>
@@ -159,6 +213,7 @@
     </w:p>
     <w:p>
       <w:pPr>
+        <w:spacing w:line="259" w:lineRule="auto" w:after="60"/>
         <w:jc w:val="left"/>
       </w:pPr>
       <w:r>
@@ -168,6 +223,7 @@
     <w:p>
       <w:pPr>
         <w:pStyle w:val="Heading2"/>
+        <w:spacing w:line="259" w:lineRule="auto" w:after="60"/>
       </w:pPr>
       <w:r>
         <w:rPr>
@@ -178,6 +234,7 @@
     </w:p>
     <w:p>
       <w:pPr>
+        <w:spacing w:line="259" w:lineRule="auto" w:after="60"/>
         <w:jc w:val="left"/>
       </w:pPr>
       <w:r>
@@ -186,6 +243,7 @@
     </w:p>
     <w:p>
       <w:pPr>
+        <w:spacing w:line="259" w:lineRule="auto" w:after="60"/>
         <w:jc w:val="left"/>
       </w:pPr>
       <w:r>
@@ -197,6 +255,7 @@
     </w:p>
     <w:p>
       <w:pPr>
+        <w:spacing w:line="259" w:lineRule="auto" w:after="60"/>
         <w:jc w:val="left"/>
       </w:pPr>
       <w:r>
@@ -212,6 +271,7 @@
     <w:p>
       <w:pPr>
         <w:pStyle w:val="Heading2"/>
+        <w:spacing w:line="259" w:lineRule="auto" w:after="60"/>
       </w:pPr>
       <w:r>
         <w:rPr>
@@ -222,6 +282,7 @@
     </w:p>
     <w:p>
       <w:pPr>
+        <w:spacing w:line="259" w:lineRule="auto" w:after="60"/>
         <w:jc w:val="left"/>
       </w:pPr>
       <w:r>
@@ -230,6 +291,7 @@
     </w:p>
     <w:p>
       <w:pPr>
+        <w:spacing w:line="259" w:lineRule="auto" w:after="60"/>
         <w:jc w:val="left"/>
       </w:pPr>
       <w:r>
@@ -238,6 +300,7 @@
     </w:p>
     <w:p>
       <w:pPr>
+        <w:spacing w:line="259" w:lineRule="auto" w:after="60"/>
         <w:jc w:val="left"/>
       </w:pPr>
       <w:r>
@@ -247,6 +310,7 @@
     <w:p>
       <w:pPr>
         <w:pStyle w:val="ListBullet"/>
+        <w:spacing w:line="259" w:lineRule="auto" w:after="60"/>
       </w:pPr>
       <w:r>
         <w:t>Es wurde keine systematische, geordnete und nachvollziehbare Verbuchung der Geschäftsvorfälle in einer geeigneten Buchführungs-Software vorgenommen.</w:t>
@@ -255,6 +319,7 @@
     <w:p>
       <w:pPr>
         <w:pStyle w:val="ListBullet"/>
+        <w:spacing w:line="259" w:lineRule="auto" w:after="60"/>
       </w:pPr>
       <w:r>
         <w:t>Ein Inventar zum 31.12.2023 wurde nicht erstellt.</w:t>
@@ -263,6 +328,7 @@
     <w:p>
       <w:pPr>
         <w:pStyle w:val="ListBullet"/>
+        <w:spacing w:line="259" w:lineRule="auto" w:after="60"/>
       </w:pPr>
       <w:r>
         <w:t>Der Jahresabschluss 2023 (Bilanz, Gewinn- und Verlustrechnung) wurde nicht innerhalb der gesetzlich vorgesehenen Frist (drei Monate nach Geschäftsjahres-Ende, also bis 31.03.2024) erstellt.</w:t>
@@ -271,6 +337,7 @@
     <w:p>
       <w:pPr>
         <w:pStyle w:val="ListBullet"/>
+        <w:spacing w:line="259" w:lineRule="auto" w:after="60"/>
       </w:pPr>
       <w:r>
         <w:t>Auch bis zum Insolvenz-Antrag des Mitgeschäftsführers Weber am 22.05.2024 lag kein Jahresabschluss 2023 vor.</w:t>
@@ -278,6 +345,7 @@
     </w:p>
     <w:p>
       <w:pPr>
+        <w:spacing w:line="259" w:lineRule="auto" w:after="60"/>
         <w:jc w:val="left"/>
       </w:pPr>
       <w:r>
@@ -286,6 +354,7 @@
     </w:p>
     <w:p>
       <w:pPr>
+        <w:spacing w:line="259" w:lineRule="auto" w:after="60"/>
         <w:jc w:val="left"/>
       </w:pPr>
       <w:r>
@@ -294,6 +363,7 @@
     </w:p>
     <w:p>
       <w:pPr>
+        <w:spacing w:line="259" w:lineRule="auto" w:after="60"/>
         <w:jc w:val="left"/>
       </w:pPr>
       <w:r>
@@ -302,6 +372,7 @@
     </w:p>
     <w:p>
       <w:pPr>
+        <w:spacing w:line="259" w:lineRule="auto" w:after="60"/>
         <w:jc w:val="left"/>
       </w:pPr>
       <w:r>
@@ -310,6 +381,7 @@
     </w:p>
     <w:p>
       <w:pPr>
+        <w:spacing w:line="259" w:lineRule="auto" w:after="60"/>
         <w:jc w:val="left"/>
       </w:pPr>
       <w:r>
@@ -319,6 +391,7 @@
     <w:p>
       <w:pPr>
         <w:pStyle w:val="Heading2"/>
+        <w:spacing w:line="259" w:lineRule="auto" w:after="60"/>
       </w:pPr>
       <w:r>
         <w:rPr>
@@ -329,6 +402,7 @@
     </w:p>
     <w:p>
       <w:pPr>
+        <w:spacing w:line="259" w:lineRule="auto" w:after="60"/>
         <w:jc w:val="left"/>
       </w:pPr>
       <w:r>
@@ -337,6 +411,7 @@
     </w:p>
     <w:p>
       <w:pPr>
+        <w:spacing w:line="259" w:lineRule="auto" w:after="60"/>
         <w:jc w:val="left"/>
       </w:pPr>
       <w:r>
@@ -349,6 +424,7 @@
     <w:p>
       <w:pPr>
         <w:pStyle w:val="ListBullet"/>
+        <w:spacing w:line="259" w:lineRule="auto" w:after="60"/>
       </w:pPr>
       <w:r>
         <w:t>Keine Vorstrafen (Erstmaligkeit)</w:t>
@@ -357,6 +433,7 @@
     <w:p>
       <w:pPr>
         <w:pStyle w:val="ListBullet"/>
+        <w:spacing w:line="259" w:lineRule="auto" w:after="60"/>
       </w:pPr>
       <w:r>
         <w:t>Persönliche Belastung durch das Ermittlungsverfahren und durch die parallele wirtschaftliche Belastung</w:t>
@@ -365,6 +442,7 @@
     <w:p>
       <w:pPr>
         <w:pStyle w:val="ListBullet"/>
+        <w:spacing w:line="259" w:lineRule="auto" w:after="60"/>
       </w:pPr>
       <w:r>
         <w:t>Familiäre Situation (minderjähriges Kind)</w:t>
@@ -373,6 +451,7 @@
     <w:p>
       <w:pPr>
         <w:pStyle w:val="ListBullet"/>
+        <w:spacing w:line="259" w:lineRule="auto" w:after="60"/>
       </w:pPr>
       <w:r>
         <w:t>Kein direkter Vermögensschaden bei einzelnen Gläubigern, der ausschließlich durch die Buchführungs-Versäumnisse verursacht worden wäre (auch wenn die Bewertung des Insolvenz-Ausfalls schwer fällt)</w:t>
@@ -380,6 +459,7 @@
     </w:p>
     <w:p>
       <w:pPr>
+        <w:spacing w:line="259" w:lineRule="auto" w:after="60"/>
         <w:jc w:val="left"/>
       </w:pPr>
       <w:r>
@@ -392,6 +472,7 @@
     <w:p>
       <w:pPr>
         <w:pStyle w:val="ListBullet"/>
+        <w:spacing w:line="259" w:lineRule="auto" w:after="60"/>
       </w:pPr>
       <w:r>
         <w:t>Vorsätzliches Handeln über sieben Monate (Oktober 2023 bis Mai 2024)</w:t>
@@ -400,6 +481,7 @@
     <w:p>
       <w:pPr>
         <w:pStyle w:val="ListBullet"/>
+        <w:spacing w:line="259" w:lineRule="auto" w:after="60"/>
       </w:pPr>
       <w:r>
         <w:t>Konkrete Warnung durch den niederlegenden Steuerberater wurde ignoriert</w:t>
@@ -408,6 +490,7 @@
     <w:p>
       <w:pPr>
         <w:pStyle w:val="ListBullet"/>
+        <w:spacing w:line="259" w:lineRule="auto" w:after="60"/>
       </w:pPr>
       <w:r>
         <w:t>Erhebliche Beeinträchtigung der vorläufigen Insolvenzverwalterin und damit der Gläubiger-Gemeinschaft</w:t>
@@ -415,6 +498,7 @@
     </w:p>
     <w:p>
       <w:pPr>
+        <w:spacing w:line="259" w:lineRule="auto" w:after="60"/>
         <w:jc w:val="left"/>
       </w:pPr>
       <w:r>
@@ -432,6 +516,7 @@
     </w:p>
     <w:p>
       <w:pPr>
+        <w:spacing w:line="259" w:lineRule="auto" w:after="60"/>
         <w:jc w:val="left"/>
       </w:pPr>
       <w:r>
@@ -440,6 +525,7 @@
     </w:p>
     <w:p>
       <w:pPr>
+        <w:spacing w:line="259" w:lineRule="auto" w:after="60"/>
         <w:jc w:val="left"/>
       </w:pPr>
       <w:r>
@@ -452,6 +538,7 @@
     <w:p>
       <w:pPr>
         <w:pStyle w:val="Heading2"/>
+        <w:spacing w:line="259" w:lineRule="auto" w:after="60"/>
       </w:pPr>
       <w:r>
         <w:rPr>
@@ -462,6 +549,7 @@
     </w:p>
     <w:p>
       <w:pPr>
+        <w:spacing w:line="259" w:lineRule="auto" w:after="60"/>
         <w:jc w:val="left"/>
       </w:pPr>
       <w:r>
@@ -471,6 +559,7 @@
     <w:p>
       <w:pPr>
         <w:pStyle w:val="Heading2"/>
+        <w:spacing w:line="259" w:lineRule="auto" w:after="60"/>
       </w:pPr>
       <w:r>
         <w:rPr>
@@ -481,6 +570,7 @@
     </w:p>
     <w:p>
       <w:pPr>
+        <w:spacing w:line="259" w:lineRule="auto" w:after="60"/>
         <w:jc w:val="left"/>
       </w:pPr>
       <w:r>
@@ -489,6 +579,7 @@
     </w:p>
     <w:p>
       <w:pPr>
+        <w:spacing w:line="259" w:lineRule="auto" w:after="60"/>
         <w:jc w:val="left"/>
       </w:pPr>
       <w:r>
@@ -497,6 +588,7 @@
     </w:p>
     <w:p>
       <w:pPr>
+        <w:spacing w:line="259" w:lineRule="auto" w:after="60"/>
         <w:jc w:val="left"/>
       </w:pPr>
       <w:r>
@@ -511,6 +603,7 @@
     </w:p>
     <w:p>
       <w:pPr>
+        <w:spacing w:line="259" w:lineRule="auto" w:after="60"/>
         <w:jc w:val="left"/>
       </w:pPr>
       <w:r>
@@ -522,6 +615,7 @@
     </w:p>
     <w:p>
       <w:pPr>
+        <w:spacing w:line="259" w:lineRule="auto" w:after="60"/>
         <w:jc w:val="left"/>
       </w:pPr>
       <w:r>
@@ -530,6 +624,7 @@
     </w:p>
     <w:p>
       <w:pPr>
+        <w:spacing w:line="259" w:lineRule="auto" w:after="60"/>
         <w:jc w:val="left"/>
       </w:pPr>
       <w:r>
@@ -539,6 +634,7 @@
     <w:p>
       <w:pPr>
         <w:pStyle w:val="Heading2"/>
+        <w:spacing w:line="259" w:lineRule="auto" w:after="60"/>
       </w:pPr>
       <w:r>
         <w:rPr>
@@ -549,6 +645,7 @@
     </w:p>
     <w:p>
       <w:pPr>
+        <w:spacing w:line="259" w:lineRule="auto" w:after="60"/>
         <w:jc w:val="left"/>
       </w:pPr>
       <w:r>
@@ -557,15 +654,21 @@
     </w:p>
     <w:p>
       <w:pPr>
+        <w:spacing w:line="259" w:lineRule="auto" w:after="60"/>
         <w:jc w:val="left"/>
       </w:pPr>
       <w:r>
         <w:t>Eine Eintragung dieses Strafbefehls erfolgt im Bundeszentralregister; bei einer Geldstrafe von 90 Tagessätzen kann nach § 32 Abs. 2 Nr. 5 BZRG eine Eintragung im Führungszeugnis unterbleiben, sofern keine andere Strafe vorliegt.</w:t>
       </w:r>
     </w:p>
-    <w:p/>
     <w:p>
       <w:pPr>
+        <w:spacing w:line="259" w:lineRule="auto" w:after="60"/>
+      </w:pPr>
+    </w:p>
+    <w:p>
+      <w:pPr>
+        <w:spacing w:line="259" w:lineRule="auto" w:after="60"/>
         <w:jc w:val="left"/>
       </w:pPr>
       <w:r>
@@ -574,6 +677,7 @@
     </w:p>
     <w:p>
       <w:pPr>
+        <w:spacing w:line="259" w:lineRule="auto" w:after="60"/>
         <w:jc w:val="left"/>
       </w:pPr>
       <w:r>
@@ -582,6 +686,7 @@
     </w:p>
     <w:p>
       <w:pPr>
+        <w:spacing w:line="259" w:lineRule="auto" w:after="60"/>
         <w:jc w:val="left"/>
       </w:pPr>
       <w:r>
@@ -590,6 +695,7 @@
     </w:p>
     <w:p>
       <w:pPr>
+        <w:spacing w:line="259" w:lineRule="auto" w:after="60"/>
         <w:jc w:val="left"/>
       </w:pPr>
       <w:r>
@@ -598,6 +704,7 @@
     </w:p>
     <w:p>
       <w:pPr>
+        <w:spacing w:line="259" w:lineRule="auto" w:after="60"/>
         <w:jc w:val="left"/>
       </w:pPr>
       <w:r>
@@ -605,13 +712,58 @@
       </w:r>
     </w:p>
     <w:sectPr>
+      <w:headerReference w:type="default" r:id="rId9"/>
+      <w:footerReference w:type="default" r:id="rId10"/>
       <w:pgSz w:w="11906" w:h="16838"/>
-      <w:pgMar w:top="1417" w:right="1417" w:bottom="1417" w:left="1417" w:header="720" w:footer="720" w:gutter="0"/>
+      <w:pgMar w:top="1191" w:right="1247" w:bottom="1134" w:left="1361" w:header="720" w:footer="720" w:gutter="0"/>
       <w:cols w:space="720"/>
       <w:docGrid w:linePitch="360"/>
     </w:sectPr>
   </w:body>
 </w:document>
+</file>
+
+<file path=word/footer1.xml><?xml version="1.0" encoding="utf-8"?>
+<w:ftr xmlns:m="http://schemas.openxmlformats.org/officeDocument/2006/math" xmlns:mc="http://schemas.openxmlformats.org/markup-compatibility/2006" xmlns:mo="http://schemas.microsoft.com/office/mac/office/2008/main" xmlns:mv="urn:schemas-microsoft-com:mac:vml" xmlns:o="urn:schemas-microsoft-com:office:office" xmlns:r="http://schemas.openxmlformats.org/officeDocument/2006/relationships" xmlns:v="urn:schemas-microsoft-com:vml" xmlns:w10="urn:schemas-microsoft-com:office:word" xmlns:w14="http://schemas.microsoft.com/office/word/2010/wordml" xmlns:w="http://schemas.openxmlformats.org/wordprocessingml/2006/main" xmlns:wne="http://schemas.microsoft.com/office/word/2006/wordml" xmlns:wp14="http://schemas.microsoft.com/office/word/2010/wordprocessingDrawing" xmlns:wp="http://schemas.openxmlformats.org/drawingml/2006/wordprocessingDrawing" xmlns:wpc="http://schemas.microsoft.com/office/word/2010/wordprocessingCanvas" xmlns:wpg="http://schemas.microsoft.com/office/word/2010/wordprocessingGroup" xmlns:wpi="http://schemas.microsoft.com/office/word/2010/wordprocessingInk" xmlns:wps="http://schemas.microsoft.com/office/word/2010/wordprocessingShape" mc:Ignorable="w14 wp14">
+  <w:p>
+    <w:pPr>
+      <w:pStyle w:val="Footer"/>
+      <w:jc w:val="left"/>
+    </w:pPr>
+    <w:r/>
+    <w:r>
+      <w:rPr>
+        <w:rFonts w:ascii="Times New Roman" w:hAnsi="Times New Roman"/>
+        <w:b w:val="0"/>
+        <w:color w:val="777777"/>
+        <w:sz w:val="17"/>
+      </w:rPr>
+      <w:t>Vertraulich | Bearbeitungsstand Juli 2026 | nur zur Aktenbearbeitung</w:t>
+    </w:r>
+  </w:p>
+</w:ftr>
+</file>
+
+<file path=word/header1.xml><?xml version="1.0" encoding="utf-8"?>
+<w:hdr xmlns:m="http://schemas.openxmlformats.org/officeDocument/2006/math" xmlns:mc="http://schemas.openxmlformats.org/markup-compatibility/2006" xmlns:mo="http://schemas.microsoft.com/office/mac/office/2008/main" xmlns:mv="urn:schemas-microsoft-com:mac:vml" xmlns:o="urn:schemas-microsoft-com:office:office" xmlns:r="http://schemas.openxmlformats.org/officeDocument/2006/relationships" xmlns:v="urn:schemas-microsoft-com:vml" xmlns:w10="urn:schemas-microsoft-com:office:word" xmlns:w14="http://schemas.microsoft.com/office/word/2010/wordml" xmlns:w="http://schemas.openxmlformats.org/wordprocessingml/2006/main" xmlns:wne="http://schemas.microsoft.com/office/word/2006/wordml" xmlns:wp14="http://schemas.microsoft.com/office/word/2010/wordprocessingDrawing" xmlns:wp="http://schemas.openxmlformats.org/drawingml/2006/wordprocessingDrawing" xmlns:wpc="http://schemas.microsoft.com/office/word/2010/wordprocessingCanvas" xmlns:wpg="http://schemas.microsoft.com/office/word/2010/wordprocessingGroup" xmlns:wpi="http://schemas.microsoft.com/office/word/2010/wordprocessingInk" xmlns:wps="http://schemas.microsoft.com/office/word/2010/wordprocessingShape" mc:Ignorable="w14 wp14">
+  <w:p>
+    <w:pPr>
+      <w:pStyle w:val="Header"/>
+      <w:jc w:val="left"/>
+    </w:pPr>
+    <w:r/>
+    <w:r>
+      <w:rPr>
+        <w:rFonts w:ascii="Times New Roman" w:hAnsi="Times New Roman"/>
+        <w:b w:val="0"/>
+        <w:i w:val="0"/>
+        <w:color w:val="666666"/>
+        <w:sz w:val="17"/>
+      </w:rPr>
+      <w:t>Lindenhof und Partner mbB | Insolvenz- und Restrukturierungsakte | Bearbeitungsstand Juli 2026</w:t>
+    </w:r>
+  </w:p>
+</w:hdr>
 </file>
 
 <file path=word/numbering.xml><?xml version="1.0" encoding="utf-8"?>
@@ -1328,11 +1480,12 @@
       <w:contextualSpacing/>
     </w:pPr>
     <w:rPr>
-      <w:rFonts w:asciiTheme="majorHAnsi" w:eastAsiaTheme="majorEastAsia" w:hAnsiTheme="majorHAnsi" w:cstheme="majorBidi"/>
+      <w:rFonts w:asciiTheme="majorHAnsi" w:eastAsiaTheme="majorEastAsia" w:hAnsiTheme="majorHAnsi" w:cstheme="majorBidi" w:ascii="Times New Roman" w:hAnsi="Times New Roman"/>
+      <w:b/>
       <w:color w:val="17365D" w:themeColor="text2" w:themeShade="BF"/>
       <w:spacing w:val="5"/>
       <w:kern w:val="28"/>
-      <w:sz w:val="52"/>
+      <w:sz w:val="30"/>
       <w:szCs w:val="52"/>
     </w:rPr>
   </w:style>
